--- a/resources/dist/sheets/louisiana-purchase-1803-1806-student-sheet-es.docx
+++ b/resources/dist/sheets/louisiana-purchase-1803-1806-student-sheet-es.docx
@@ -7,9 +7,6 @@
         <w:pStyle w:val="Heading1"/>
       </w:pPr>
       <w:r>
-        <w:rPr>
-          <w:lang w:val="es-US"/>
-        </w:rPr>
         <w:t xml:space="preserve">La compra de Luisiana y el Cuerpo de Descubrimiento, 1803–1806</w:t>
       </w:r>
     </w:p>
@@ -18,30 +15,26 @@
         <w:pStyle w:val="Subtle"/>
       </w:pPr>
       <w:r>
-        <w:rPr>
-          <w:lang w:val="es-US"/>
-        </w:rPr>
         <w:t xml:space="preserve">Hoja del estudiante</w:t>
       </w:r>
     </w:p>
     <w:p>
       <w:pPr>
         <w:tabs>
-          <w:tab w:val="left" w:pos="5200"/>
+          <w:tab w:val="left" w:pos="5000" w:leader="underscore"/>
+          <w:tab w:val="left" w:pos="5600"/>
+          <w:tab w:val="left" w:pos="9400" w:leader="underscore"/>
         </w:tabs>
         <w:spacing w:after="120" w:before="120"/>
       </w:pPr>
       <w:r>
-        <w:rPr>
-          <w:lang w:val="es-US"/>
-        </w:rPr>
-        <w:t xml:space="preserve">Nombre: ____________________________</w:t>
-      </w:r>
-      <w:r>
-        <w:rPr>
-          <w:lang w:val="es-US"/>
-        </w:rPr>
-        <w:t xml:space="preserve">	Fecha: ______________</w:t>
+        <w:t xml:space="preserve">Nombre:</w:t>
+      </w:r>
+      <w:r>
+        <w:t xml:space="preserve">		Fecha:</w:t>
+      </w:r>
+      <w:r>
+        <w:t xml:space="preserve">	</w:t>
       </w:r>
     </w:p>
     <w:p>
@@ -53,50 +46,50 @@
         <w:rPr>
           <w:b/>
           <w:bCs/>
-          <w:lang w:val="es-US"/>
         </w:rPr>
         <w:t xml:space="preserve">Pregunta central: </w:t>
       </w:r>
       <w:r>
-        <w:rPr>
-          <w:lang w:val="es-US"/>
-        </w:rPr>
         <w:t xml:space="preserve">¿Qué le añadió la compra de Luisiana a Estados Unidos, y de quién era esa tierra?</w:t>
       </w:r>
     </w:p>
     <w:p>
       <w:pPr>
-        <w:spacing w:after="160"/>
+        <w:spacing w:after="40"/>
       </w:pPr>
       <w:r>
         <w:rPr>
           <w:i/>
           <w:iCs/>
-          <w:lang w:val="es-US"/>
         </w:rPr>
         <w:t xml:space="preserve">Abre el mapa en MapMaker: </w:t>
       </w:r>
-      <w:hyperlink w:history="1" r:id="rIdyw6bnblm_7xdoibar6ufk">
+      <w:hyperlink w:history="1" r:id="rIdakhjfecwpzh89kaioo5_b">
         <w:r>
           <w:rPr>
             <w:i/>
             <w:iCs/>
             <w:color w:val="0A4FA8"/>
             <w:u w:val="single"/>
-            <w:lang w:val="es-US"/>
           </w:rPr>
-          <w:t xml:space="preserve">The Louisiana Purchase and the Corps of Discovery, 1803–1806</w:t>
+          <w:t xml:space="preserve">La compra de Luisiana y el Cuerpo de Descubrimiento, 1803–1806</w:t>
         </w:r>
       </w:hyperlink>
     </w:p>
     <w:p>
       <w:pPr>
+        <w:pStyle w:val="Credits"/>
+        <w:spacing w:after="160"/>
+      </w:pPr>
+      <w:r>
+        <w:t xml:space="preserve">Dirección del mapa: https://mpmkr.maps.arcgis.com/apps/instant/atlas/index.html?appid=0cd1cdee853c413a84bfe4b9a6931f0d&amp;webmap=f8af7269e5c14e69b060d6184d04ff85</w:t>
+      </w:r>
+    </w:p>
+    <w:p>
+      <w:pPr>
         <w:pStyle w:val="Heading2"/>
       </w:pPr>
       <w:r>
-        <w:rPr>
-          <w:lang w:val="es-US"/>
-        </w:rPr>
         <w:t xml:space="preserve">Antes de empezar</w:t>
       </w:r>
     </w:p>
@@ -105,10 +98,7 @@
         <w:spacing w:after="80"/>
       </w:pPr>
       <w:r>
-        <w:rPr>
-          <w:lang w:val="es-US"/>
-        </w:rPr>
-        <w:t xml:space="preserve">En 1803, Estados Unidos compró a Francia su reclamación sobre una enorme región al oeste del río Misisipi. El presidente Thomas Jefferson envió al Cuerpo de Descubrimiento, dirigido por Meriwether Lewis y William Clark, a explorarla y a buscar una ruta por agua hasta el océano Pacífico. La expedición partió en 1803 y regresó en 1806.</w:t>
+        <w:t xml:space="preserve">En 1803, Estados Unidos compró a Francia su reclamación sobre una enorme región al oeste del río Misisipi. Los pueblos indígenas vivían en la mayor parte de esa tierra y la gobernaban; el Servicio de Parques Nacionales dice que la expedición se encontró con más de 50 naciones tribales. El presidente Thomas Jefferson envió al Cuerpo de Descubrimiento, dirigido por Meriwether Lewis y William Clark, a explorarla y a buscar una ruta por agua hasta el océano Pacífico. La expedición partió en 1803 y regresó en 1806.</w:t>
       </w:r>
     </w:p>
     <w:p>
@@ -116,9 +106,6 @@
         <w:pStyle w:val="Heading2"/>
       </w:pPr>
       <w:r>
-        <w:rPr>
-          <w:lang w:val="es-US"/>
-        </w:rPr>
         <w:t xml:space="preserve">Cómo leer el mapa</w:t>
       </w:r>
     </w:p>
@@ -127,10 +114,7 @@
         <w:spacing w:after="80"/>
       </w:pPr>
       <w:r>
-        <w:rPr>
-          <w:lang w:val="es-US"/>
-        </w:rPr>
-        <w:t xml:space="preserve">El mapa no tiene nombres de lugares: haz clic en una zona o una línea para ver su nombre. El verde es la tierra que Gran Bretaña cedió a Estados Unidos en 1783; el amarillo, la compra de Luisiana de 1803. Los bordes de la compra que se definieron más tarde tienen otros colores o rayas. Una línea sigue la ruta histórica nacional de Lewis y Clark, y pequeños símbolos marcan los campamentos aproximados del Cuerpo. Las capas United States Watersheds y Biomes están desactivadas al abrir el mapa y muestran el paisaje actual.</w:t>
+        <w:t xml:space="preserve">El mapa no tiene nombres de lugares: haz clic en una zona para ver su nombre. Usa la leyenda: el verde es la tierra que Gran Bretaña cedió a Estados Unidos en 1783; el amarillo, la compra de Luisiana de 1803. Los bordes definidos más tarde tienen otros colores o rayas. Una línea morada sigue la ruta de Lewis y Clark, y pequeños símbolos marcan los campamentos aproximados; la línea y los símbolos no tienen ventanas emergentes. Las capas United States Watersheds y Biomes están desactivadas al abrir el mapa y muestran el paisaje actual.</w:t>
       </w:r>
     </w:p>
     <w:p>
@@ -142,14 +126,10 @@
         <w:rPr>
           <w:b/>
           <w:bCs/>
-          <w:lang w:val="es-US"/>
         </w:rPr>
         <w:t xml:space="preserve">Consejo: </w:t>
       </w:r>
       <w:r>
-        <w:rPr>
-          <w:lang w:val="es-US"/>
-        </w:rPr>
         <w:t xml:space="preserve">Si una ventana emergente dice 1 de 2 (o más), hay más de un elemento en ese lugar. Usa las flechas de la ventana para ver cada uno.</w:t>
       </w:r>
     </w:p>
@@ -158,9 +138,6 @@
         <w:pStyle w:val="Heading2"/>
       </w:pPr>
       <w:r>
-        <w:rPr>
-          <w:lang w:val="es-US"/>
-        </w:rPr>
         <w:t xml:space="preserve">Preguntas</w:t>
       </w:r>
     </w:p>
@@ -178,15 +155,11 @@
         <w:rPr>
           <w:b/>
           <w:bCs/>
-          <w:lang w:val="es-US"/>
-        </w:rPr>
-        <w:t xml:space="preserve">Un país más grande </w:t>
-      </w:r>
-      <w:r>
-        <w:rPr>
-          <w:lang w:val="es-US"/>
-        </w:rPr>
-        <w:t xml:space="preserve">Abre el marcador The Louisiana Purchase. Compara la compra de Luisiana, en amarillo, con el territorio de Estados Unidos en 1783, en verde. ¿Cuánto más grande se hizo el país, aproximadamente? Haz clic en la compra de Luisiana: ¿cuánta tierra era y cuánto costó?</w:t>
+        </w:rPr>
+        <w:t xml:space="preserve">Un país más grande. </w:t>
+      </w:r>
+      <w:r>
+        <w:t xml:space="preserve">Abre el marcador The Louisiana Purchase (La compra de Luisiana) y usa la leyenda. Compara la compra de Luisiana, en amarillo, con el territorio de Estados Unidos en 1783, en verde. ¿Cuánto más grande se hizo el país, aproximadamente? Haz clic en la compra de Luisiana: ¿cuánta tierra era y cuánto costó?</w:t>
       </w:r>
     </w:p>
     <w:p>
@@ -196,10 +169,25 @@
         <w:ind w:left="360"/>
       </w:pPr>
       <w:r>
-        <w:rPr>
-          <w:lang w:val="es-US"/>
-        </w:rPr>
-        <w:t xml:space="preserve">Superficie: unos ____ millones de acres. Precio: ____ millones de dólares.</w:t>
+        <w:t xml:space="preserve">Superficie: unos </w:t>
+      </w:r>
+      <w:r>
+        <w:rPr>
+          <w:u w:val="single"/>
+        </w:rPr>
+        <w:t xml:space="preserve">              </w:t>
+      </w:r>
+      <w:r>
+        <w:t xml:space="preserve"> millones de acres. Precio: </w:t>
+      </w:r>
+      <w:r>
+        <w:rPr>
+          <w:u w:val="single"/>
+        </w:rPr>
+        <w:t xml:space="preserve">              </w:t>
+      </w:r>
+      <w:r>
+        <w:t xml:space="preserve"> millones de dólares.</w:t>
       </w:r>
     </w:p>
     <w:p>
@@ -208,42 +196,21 @@
         <w:pBdr>
           <w:bottom w:val="single" w:color="8A949F" w:sz="4" w:space="1"/>
         </w:pBdr>
-        <w:spacing w:before="100"/>
-      </w:pPr>
-      <w:r>
-        <w:rPr>
-          <w:lang w:val="es-US"/>
-        </w:rPr>
-        <w:t xml:space="preserve"/>
-      </w:r>
-    </w:p>
-    <w:p>
-      <w:pPr>
-        <w:keepNext/>
+        <w:spacing w:before="90" w:line="240"/>
+      </w:pPr>
+      <w:r>
+        <w:t xml:space="preserve"/>
+      </w:r>
+    </w:p>
+    <w:p>
+      <w:pPr>
+        <w:keepNext w:val="false"/>
         <w:pBdr>
           <w:bottom w:val="single" w:color="8A949E" w:sz="4" w:space="1"/>
         </w:pBdr>
-        <w:spacing w:before="100"/>
-      </w:pPr>
-      <w:r>
-        <w:rPr>
-          <w:lang w:val="es-US"/>
-        </w:rPr>
-        <w:t xml:space="preserve"/>
-      </w:r>
-    </w:p>
-    <w:p>
-      <w:pPr>
-        <w:keepNext w:val="false"/>
-        <w:pBdr>
-          <w:bottom w:val="single" w:color="8A949F" w:sz="4" w:space="1"/>
-        </w:pBdr>
-        <w:spacing w:before="100"/>
-      </w:pPr>
-      <w:r>
-        <w:rPr>
-          <w:lang w:val="es-US"/>
-        </w:rPr>
+        <w:spacing w:before="90" w:line="240"/>
+      </w:pPr>
+      <w:r>
         <w:t xml:space="preserve"/>
       </w:r>
     </w:p>
@@ -261,15 +228,11 @@
         <w:rPr>
           <w:b/>
           <w:bCs/>
-          <w:lang w:val="es-US"/>
         </w:rPr>
         <w:t xml:space="preserve">¿Por qué Nueva Orleans? </w:t>
       </w:r>
       <w:r>
-        <w:rPr>
-          <w:lang w:val="es-US"/>
-        </w:rPr>
-        <w:t xml:space="preserve">En las capas del mapa (Map layers), activa United States Watersheds. Haz clic dentro de los grandes contornos marrones a lo largo de los ríos Ohio y Misuri. ¿Qué regiones fluviales son? Sus ríos desembocan en el Misisipi, que pasa por Nueva Orleans antes de llegar al golfo de México. ¿Por qué era importante para los agricultores estadounidenses controlar Nueva Orleans?</w:t>
+        <w:t xml:space="preserve">En Map layers (capas del mapa), activa United States Watersheds (cuencas hidrográficas). Haz clic dentro de los dos grandes contornos marrones junto al río Ohio y al río Misuri. ¿Qué regiones fluviales son? Aleja el mapa y sigue los ríos: ¿en qué gran río desembocan y qué ciudad está cerca de su desembocadura? En 1800, los agricultores al oeste de los Apalaches enviaban sus cosechas al mercado por río. ¿Por qué les importaba controlar Nueva Orleans?</w:t>
       </w:r>
     </w:p>
     <w:p>
@@ -278,12 +241,9 @@
         <w:pBdr>
           <w:bottom w:val="single" w:color="8A949F" w:sz="4" w:space="1"/>
         </w:pBdr>
-        <w:spacing w:before="100"/>
-      </w:pPr>
-      <w:r>
-        <w:rPr>
-          <w:lang w:val="es-US"/>
-        </w:rPr>
+        <w:spacing w:before="90" w:line="240"/>
+      </w:pPr>
+      <w:r>
         <w:t xml:space="preserve"/>
       </w:r>
     </w:p>
@@ -293,12 +253,9 @@
         <w:pBdr>
           <w:bottom w:val="single" w:color="8A949E" w:sz="4" w:space="1"/>
         </w:pBdr>
-        <w:spacing w:before="100"/>
-      </w:pPr>
-      <w:r>
-        <w:rPr>
-          <w:lang w:val="es-US"/>
-        </w:rPr>
+        <w:spacing w:before="90" w:line="240"/>
+      </w:pPr>
+      <w:r>
         <w:t xml:space="preserve"/>
       </w:r>
     </w:p>
@@ -308,12 +265,9 @@
         <w:pBdr>
           <w:bottom w:val="single" w:color="8A949F" w:sz="4" w:space="1"/>
         </w:pBdr>
-        <w:spacing w:before="100"/>
-      </w:pPr>
-      <w:r>
-        <w:rPr>
-          <w:lang w:val="es-US"/>
-        </w:rPr>
+        <w:spacing w:before="90" w:line="240"/>
+      </w:pPr>
+      <w:r>
         <w:t xml:space="preserve"/>
       </w:r>
     </w:p>
@@ -331,15 +285,11 @@
         <w:rPr>
           <w:b/>
           <w:bCs/>
-          <w:lang w:val="es-US"/>
-        </w:rPr>
-        <w:t xml:space="preserve">Río Misuri arriba </w:t>
-      </w:r>
-      <w:r>
-        <w:rPr>
-          <w:lang w:val="es-US"/>
-        </w:rPr>
-        <w:t xml:space="preserve">Abre el marcador Up the Missouri y sigue la ruta río Misuri arriba. Desactiva United States Watersheds, activa Biomes y haz clic a lo largo de la ruta. ¿Qué bioma cubre las Grandes Llanuras? ¿Por qué crees que el Cuerpo viajaba siguiendo los ríos?</w:t>
+        </w:rPr>
+        <w:t xml:space="preserve">Río Misuri arriba. </w:t>
+      </w:r>
+      <w:r>
+        <w:t xml:space="preserve">Abre el marcador Up the Missouri (Río Misuri arriba) y sigue la línea de la ruta y los símbolos de los campamentos río arriba. En las capas del mapa, desactiva United States Watersheds, activa Biomes (Biomas) y haz clic en el sombreado a lo largo de la ruta. ¿Qué bioma cubre las Grandes Llanuras (la primera línea de la ventana emergente)? Fíjate en dónde están los campamentos: ¿por qué crees que el Cuerpo viajaba siguiendo los ríos?</w:t>
       </w:r>
     </w:p>
     <w:p>
@@ -348,42 +298,21 @@
         <w:pBdr>
           <w:bottom w:val="single" w:color="8A949F" w:sz="4" w:space="1"/>
         </w:pBdr>
-        <w:spacing w:before="100"/>
-      </w:pPr>
-      <w:r>
-        <w:rPr>
-          <w:lang w:val="es-US"/>
-        </w:rPr>
-        <w:t xml:space="preserve"/>
-      </w:r>
-    </w:p>
-    <w:p>
-      <w:pPr>
-        <w:keepNext/>
+        <w:spacing w:before="90" w:line="240"/>
+      </w:pPr>
+      <w:r>
+        <w:t xml:space="preserve"/>
+      </w:r>
+    </w:p>
+    <w:p>
+      <w:pPr>
+        <w:keepNext w:val="false"/>
         <w:pBdr>
           <w:bottom w:val="single" w:color="8A949E" w:sz="4" w:space="1"/>
         </w:pBdr>
-        <w:spacing w:before="100"/>
-      </w:pPr>
-      <w:r>
-        <w:rPr>
-          <w:lang w:val="es-US"/>
-        </w:rPr>
-        <w:t xml:space="preserve"/>
-      </w:r>
-    </w:p>
-    <w:p>
-      <w:pPr>
-        <w:keepNext w:val="false"/>
-        <w:pBdr>
-          <w:bottom w:val="single" w:color="8A949F" w:sz="4" w:space="1"/>
-        </w:pBdr>
-        <w:spacing w:before="100"/>
-      </w:pPr>
-      <w:r>
-        <w:rPr>
-          <w:lang w:val="es-US"/>
-        </w:rPr>
+        <w:spacing w:before="90" w:line="240"/>
+      </w:pPr>
+      <w:r>
         <w:t xml:space="preserve"/>
       </w:r>
     </w:p>
@@ -401,15 +330,11 @@
         <w:rPr>
           <w:b/>
           <w:bCs/>
-          <w:lang w:val="es-US"/>
-        </w:rPr>
-        <w:t xml:space="preserve">A través de las Montañas Rocosas </w:t>
-      </w:r>
-      <w:r>
-        <w:rPr>
-          <w:lang w:val="es-US"/>
-        </w:rPr>
-        <w:t xml:space="preserve">Abre el marcador Across the Rockies to the Pacific. ¿Dónde sale la ruta de la compra de Luisiana? ¿Formaba parte de ella la costa del Pacífico? Mide la distancia en línea recta desde el extremo este de la ruta, en Pittsburgh (Pensilvania), hasta la costa del Pacífico.</w:t>
+        </w:rPr>
+        <w:t xml:space="preserve">A través de las Montañas Rocosas. </w:t>
+      </w:r>
+      <w:r>
+        <w:t xml:space="preserve">Abre el marcador Across the Rockies to the Pacific (a través de las Rocosas hasta el Pacífico). ¿Dónde sale la línea de la ruta de la compra de Luisiana, en amarillo? ¿Formaba parte de ella la costa del Pacífico? Aleja el mapa y usa Measure (medir) para hallar la distancia en línea recta desde el extremo este de la ruta, en Pittsburgh, hasta su extremo oeste en el Pacífico.</w:t>
       </w:r>
     </w:p>
     <w:p>
@@ -419,10 +344,16 @@
         <w:ind w:left="360"/>
       </w:pPr>
       <w:r>
-        <w:rPr>
-          <w:lang w:val="es-US"/>
-        </w:rPr>
-        <w:t xml:space="preserve">Distancia en línea recta: ________ millas. La ruta mide unas 4,900 millas.</w:t>
+        <w:t xml:space="preserve">Distancia en línea recta: </w:t>
+      </w:r>
+      <w:r>
+        <w:rPr>
+          <w:u w:val="single"/>
+        </w:rPr>
+        <w:t xml:space="preserve">              </w:t>
+      </w:r>
+      <w:r>
+        <w:t xml:space="preserve"> millas. La ruta mide unas 4900 millas.</w:t>
       </w:r>
     </w:p>
     <w:p>
@@ -431,42 +362,21 @@
         <w:pBdr>
           <w:bottom w:val="single" w:color="8A949F" w:sz="4" w:space="1"/>
         </w:pBdr>
-        <w:spacing w:before="100"/>
-      </w:pPr>
-      <w:r>
-        <w:rPr>
-          <w:lang w:val="es-US"/>
-        </w:rPr>
-        <w:t xml:space="preserve"/>
-      </w:r>
-    </w:p>
-    <w:p>
-      <w:pPr>
-        <w:keepNext/>
+        <w:spacing w:before="90" w:line="240"/>
+      </w:pPr>
+      <w:r>
+        <w:t xml:space="preserve"/>
+      </w:r>
+    </w:p>
+    <w:p>
+      <w:pPr>
+        <w:keepNext w:val="false"/>
         <w:pBdr>
           <w:bottom w:val="single" w:color="8A949E" w:sz="4" w:space="1"/>
         </w:pBdr>
-        <w:spacing w:before="100"/>
-      </w:pPr>
-      <w:r>
-        <w:rPr>
-          <w:lang w:val="es-US"/>
-        </w:rPr>
-        <w:t xml:space="preserve"/>
-      </w:r>
-    </w:p>
-    <w:p>
-      <w:pPr>
-        <w:keepNext w:val="false"/>
-        <w:pBdr>
-          <w:bottom w:val="single" w:color="8A949F" w:sz="4" w:space="1"/>
-        </w:pBdr>
-        <w:spacing w:before="100"/>
-      </w:pPr>
-      <w:r>
-        <w:rPr>
-          <w:lang w:val="es-US"/>
-        </w:rPr>
+        <w:spacing w:before="90" w:line="240"/>
+      </w:pPr>
+      <w:r>
         <w:t xml:space="preserve"/>
       </w:r>
     </w:p>
@@ -479,15 +389,11 @@
         <w:rPr>
           <w:b/>
           <w:bCs/>
-          <w:lang w:val="es-US"/>
         </w:rPr>
         <w:t xml:space="preserve">Tu respuesta: </w:t>
       </w:r>
       <w:r>
-        <w:rPr>
-          <w:lang w:val="es-US"/>
-        </w:rPr>
-        <w:t xml:space="preserve">Responde la pregunta central con evidencia de al menos dos capas. Recuerda que el mapa no muestra a los pueblos que ya vivían en esta tierra. Puedes escribir un párrafo, dibujar en el mapa o hacer ambas cosas.</w:t>
+        <w:t xml:space="preserve">Responde la pregunta central con evidencia de al menos dos capas. El mapa no tiene una capa de los pueblos indígenas que ya vivían allí; usa lo que dice Antes de empezar sobre ellos. Puedes escribir un párrafo, dibujar en el mapa o ambas cosas.</w:t>
       </w:r>
     </w:p>
     <w:p>
@@ -496,12 +402,9 @@
         <w:pBdr>
           <w:bottom w:val="single" w:color="8A949F" w:sz="4" w:space="1"/>
         </w:pBdr>
-        <w:spacing w:before="100"/>
-      </w:pPr>
-      <w:r>
-        <w:rPr>
-          <w:lang w:val="es-US"/>
-        </w:rPr>
+        <w:spacing w:before="90" w:line="240"/>
+      </w:pPr>
+      <w:r>
         <w:t xml:space="preserve"/>
       </w:r>
     </w:p>
@@ -511,43 +414,38 @@
         <w:pBdr>
           <w:bottom w:val="single" w:color="8A949E" w:sz="4" w:space="1"/>
         </w:pBdr>
-        <w:spacing w:before="100"/>
-      </w:pPr>
-      <w:r>
-        <w:rPr>
-          <w:lang w:val="es-US"/>
-        </w:rPr>
-        <w:t xml:space="preserve"/>
-      </w:r>
-    </w:p>
-    <w:p>
-      <w:pPr>
-        <w:keepNext/>
+        <w:spacing w:before="90" w:line="240"/>
+      </w:pPr>
+      <w:r>
+        <w:t xml:space="preserve"/>
+      </w:r>
+    </w:p>
+    <w:p>
+      <w:pPr>
+        <w:keepNext w:val="false"/>
         <w:pBdr>
           <w:bottom w:val="single" w:color="8A949F" w:sz="4" w:space="1"/>
         </w:pBdr>
-        <w:spacing w:before="100"/>
-      </w:pPr>
-      <w:r>
-        <w:rPr>
-          <w:lang w:val="es-US"/>
-        </w:rPr>
-        <w:t xml:space="preserve"/>
-      </w:r>
-    </w:p>
-    <w:p>
-      <w:pPr>
-        <w:keepNext/>
-        <w:pBdr>
-          <w:bottom w:val="single" w:color="8A949E" w:sz="4" w:space="1"/>
-        </w:pBdr>
-        <w:spacing w:before="100"/>
-      </w:pPr>
-      <w:r>
-        <w:rPr>
-          <w:lang w:val="es-US"/>
-        </w:rPr>
-        <w:t xml:space="preserve"/>
+        <w:spacing w:before="90" w:line="240"/>
+      </w:pPr>
+      <w:r>
+        <w:t xml:space="preserve"/>
+      </w:r>
+    </w:p>
+    <w:p>
+      <w:pPr>
+        <w:pStyle w:val="Heading2"/>
+      </w:pPr>
+      <w:r>
+        <w:t xml:space="preserve">Reflexión</w:t>
+      </w:r>
+    </w:p>
+    <w:p>
+      <w:pPr>
+        <w:keepNext/>
+      </w:pPr>
+      <w:r>
+        <w:t xml:space="preserve">¿Qué te mostró el mapa sobre la compra de Luisiana que quizá no habrías notado solo con la lectura?</w:t>
       </w:r>
     </w:p>
     <w:p>
@@ -556,92 +454,19 @@
         <w:pBdr>
           <w:bottom w:val="single" w:color="8A949F" w:sz="4" w:space="1"/>
         </w:pBdr>
-        <w:spacing w:before="100"/>
-      </w:pPr>
-      <w:r>
-        <w:rPr>
-          <w:lang w:val="es-US"/>
-        </w:rPr>
-        <w:t xml:space="preserve"/>
-      </w:r>
-    </w:p>
-    <w:p>
-      <w:pPr>
-        <w:pStyle w:val="Heading2"/>
-      </w:pPr>
-      <w:r>
-        <w:rPr>
-          <w:lang w:val="es-US"/>
-        </w:rPr>
-        <w:t xml:space="preserve">Reflexión</w:t>
-      </w:r>
-    </w:p>
-    <w:p>
-      <w:pPr>
-        <w:keepNext/>
-      </w:pPr>
-      <w:r>
-        <w:rPr>
-          <w:lang w:val="es-US"/>
-        </w:rPr>
-        <w:t xml:space="preserve">¿Qué te mostró el mapa sobre la compra de Luisiana que quizá no habrías notado solo con la lectura?</w:t>
-      </w:r>
-    </w:p>
-    <w:p>
-      <w:pPr>
-        <w:keepNext/>
-        <w:pBdr>
-          <w:bottom w:val="single" w:color="8A949F" w:sz="4" w:space="1"/>
-        </w:pBdr>
-        <w:spacing w:before="100"/>
-      </w:pPr>
-      <w:r>
-        <w:rPr>
-          <w:lang w:val="es-US"/>
-        </w:rPr>
-        <w:t xml:space="preserve"/>
-      </w:r>
-    </w:p>
-    <w:p>
-      <w:pPr>
-        <w:keepNext/>
-        <w:pBdr>
-          <w:bottom w:val="single" w:color="8A949E" w:sz="4" w:space="1"/>
-        </w:pBdr>
-        <w:spacing w:before="100"/>
-      </w:pPr>
-      <w:r>
-        <w:rPr>
-          <w:lang w:val="es-US"/>
-        </w:rPr>
-        <w:t xml:space="preserve"/>
-      </w:r>
-    </w:p>
-    <w:p>
-      <w:pPr>
-        <w:keepNext w:val="false"/>
-        <w:pBdr>
-          <w:bottom w:val="single" w:color="8A949F" w:sz="4" w:space="1"/>
-        </w:pBdr>
-        <w:spacing w:before="100"/>
-      </w:pPr>
-      <w:r>
-        <w:rPr>
-          <w:lang w:val="es-US"/>
-        </w:rPr>
+        <w:spacing w:before="90" w:line="240"/>
+      </w:pPr>
+      <w:r>
         <w:t xml:space="preserve"/>
       </w:r>
     </w:p>
     <w:p>
       <w:pPr>
         <w:pStyle w:val="Credits"/>
-        <w:spacing w:before="360"/>
-      </w:pPr>
-      <w:r>
-        <w:rPr>
-          <w:lang w:val="es-US"/>
-        </w:rPr>
-        <w:t xml:space="preserve">Map data: MapMaker catalogue (US territorial acquisitions); RESOLVE Ecoregions 2017, via Esri (MapMaker catalogue); U.S. Geological Survey Watershed Boundary Dataset, via Esri (MapMaker catalogue); National Park Service, Lewis and Clark National Historic Trail; National Park Service, from Robert Bergantino, Montana Bureau of Mines and Geology.</w:t>
+        <w:spacing w:before="120"/>
+      </w:pPr>
+      <w:r>
+        <w:t xml:space="preserve">Datos del mapa: MapMaker catalogue (US territorial acquisitions); RESOLVE Ecoregions 2017, via Esri (MapMaker catalogue); U.S. Geological Survey Watershed Boundary Dataset, via Esri (MapMaker catalogue); National Park Service, Lewis and Clark National Historic Trail; National Park Service, from Robert Bergantino, Montana Bureau of Mines and Geology.</w:t>
       </w:r>
     </w:p>
     <w:sectPr>
@@ -703,10 +528,7 @@
       <w:pStyle w:val="Credits"/>
     </w:pPr>
     <w:r>
-      <w:rPr>
-        <w:lang w:val="es-US"/>
-      </w:rPr>
-      <w:t xml:space="preserve">The Louisiana Purchase and the Corps of Discovery, 1803–1806, version 0.1.0. Draft translation.</w:t>
+      <w:t xml:space="preserve">La compra de Luisiana y el Cuerpo de Descubrimiento, 1803–1806, 0.2.0.</w:t>
     </w:r>
   </w:p>
 </w:ftr>
@@ -870,6 +692,7 @@
         <w:rFonts w:ascii="Arial" w:cs="Arial" w:eastAsia="Arial" w:hAnsi="Arial"/>
         <w:sz w:val="24"/>
         <w:szCs w:val="24"/>
+        <w:lang w:val="es-US"/>
       </w:rPr>
     </w:rPrDefault>
     <w:pPrDefault>
@@ -893,10 +716,17 @@
     <w:basedOn w:val="Normal"/>
     <w:next w:val="Normal"/>
     <w:qFormat/>
-    <w:rPr>
-      <w:color w:val="2E74B5"/>
-      <w:sz w:val="32"/>
-      <w:szCs w:val="32"/>
+    <w:pPr>
+      <w:spacing w:after="60"/>
+      <w:outlineLvl w:val="0"/>
+    </w:pPr>
+    <w:rPr>
+      <w:rFonts w:ascii="Arial" w:cs="Arial" w:eastAsia="Arial" w:hAnsi="Arial"/>
+      <w:b/>
+      <w:bCs/>
+      <w:color w:val="1F1F1F"/>
+      <w:sz w:val="36"/>
+      <w:szCs w:val="36"/>
     </w:rPr>
   </w:style>
   <w:style w:type="paragraph" w:styleId="Heading2">
@@ -904,10 +734,18 @@
     <w:basedOn w:val="Normal"/>
     <w:next w:val="Normal"/>
     <w:qFormat/>
-    <w:rPr>
-      <w:color w:val="2E74B5"/>
-      <w:sz w:val="26"/>
-      <w:szCs w:val="26"/>
+    <w:pPr>
+      <w:keepNext/>
+      <w:spacing w:after="40" w:before="180"/>
+      <w:outlineLvl w:val="1"/>
+    </w:pPr>
+    <w:rPr>
+      <w:rFonts w:ascii="Arial" w:cs="Arial" w:eastAsia="Arial" w:hAnsi="Arial"/>
+      <w:b/>
+      <w:bCs/>
+      <w:color w:val="1F1F1F"/>
+      <w:sz w:val="28"/>
+      <w:szCs w:val="28"/>
     </w:rPr>
   </w:style>
   <w:style w:type="paragraph" w:styleId="Heading3">
@@ -915,8 +753,16 @@
     <w:basedOn w:val="Normal"/>
     <w:next w:val="Normal"/>
     <w:qFormat/>
-    <w:rPr>
-      <w:color w:val="1F4D78"/>
+    <w:pPr>
+      <w:keepNext/>
+      <w:spacing w:after="40" w:before="140"/>
+      <w:outlineLvl w:val="2"/>
+    </w:pPr>
+    <w:rPr>
+      <w:rFonts w:ascii="Arial" w:cs="Arial" w:eastAsia="Arial" w:hAnsi="Arial"/>
+      <w:b/>
+      <w:bCs/>
+      <w:color w:val="1F1F1F"/>
       <w:sz w:val="24"/>
       <w:szCs w:val="24"/>
     </w:rPr>
@@ -1049,51 +895,14 @@
       <w:szCs w:val="20"/>
     </w:rPr>
   </w:style>
-  <w:style w:type="paragraph" w:styleId="Heading1">
-    <w:name w:val="Heading 1"/>
-    <w:basedOn w:val="Normal"/>
-    <w:next w:val="Normal"/>
-    <w:qFormat/>
-    <w:pPr>
-      <w:spacing w:after="60"/>
-      <w:outlineLvl w:val="0"/>
-    </w:pPr>
-    <w:rPr>
-      <w:rFonts w:ascii="Arial" w:cs="Arial" w:eastAsia="Arial" w:hAnsi="Arial"/>
-      <w:b/>
-      <w:bCs/>
-      <w:color w:val="1F1F1F"/>
-      <w:sz w:val="36"/>
-      <w:szCs w:val="36"/>
-    </w:rPr>
-  </w:style>
-  <w:style w:type="paragraph" w:styleId="Heading2">
-    <w:name w:val="Heading 2"/>
-    <w:basedOn w:val="Normal"/>
-    <w:next w:val="Normal"/>
-    <w:qFormat/>
-    <w:pPr>
-      <w:keepNext/>
-      <w:spacing w:after="40" w:before="180"/>
-      <w:outlineLvl w:val="1"/>
-    </w:pPr>
-    <w:rPr>
-      <w:rFonts w:ascii="Arial" w:cs="Arial" w:eastAsia="Arial" w:hAnsi="Arial"/>
-      <w:b/>
-      <w:bCs/>
-      <w:color w:val="1F1F1F"/>
-      <w:sz w:val="28"/>
-      <w:szCs w:val="28"/>
-    </w:rPr>
-  </w:style>
   <w:style w:type="paragraph" w:styleId="Subtle">
     <w:name w:val="Subtle"/>
     <w:basedOn w:val="Normal"/>
     <w:rPr>
       <w:rFonts w:ascii="Arial" w:cs="Arial" w:eastAsia="Arial" w:hAnsi="Arial"/>
       <w:color w:val="555555"/>
-      <w:sz w:val="20"/>
-      <w:szCs w:val="20"/>
+      <w:sz w:val="22"/>
+      <w:szCs w:val="22"/>
     </w:rPr>
   </w:style>
   <w:style w:type="paragraph" w:styleId="Credits">
@@ -1105,8 +914,8 @@
     <w:rPr>
       <w:rFonts w:ascii="Arial" w:cs="Arial" w:eastAsia="Arial" w:hAnsi="Arial"/>
       <w:color w:val="555555"/>
-      <w:sz w:val="16"/>
-      <w:szCs w:val="16"/>
+      <w:sz w:val="18"/>
+      <w:szCs w:val="18"/>
     </w:rPr>
   </w:style>
 </w:styles>

--- a/resources/dist/sheets/louisiana-purchase-1803-1806-student-sheet-es.docx
+++ b/resources/dist/sheets/louisiana-purchase-1803-1806-student-sheet-es.docx
@@ -64,7 +64,7 @@
         </w:rPr>
         <w:t xml:space="preserve">Abre el mapa en MapMaker: </w:t>
       </w:r>
-      <w:hyperlink w:history="1" r:id="rIdakhjfecwpzh89kaioo5_b">
+      <w:hyperlink w:history="1" r:id="rIdbxjsd73altdynjzxyr9_t">
         <w:r>
           <w:rPr>
             <w:i/>

--- a/resources/dist/sheets/louisiana-purchase-1803-1806-student-sheet-es.docx
+++ b/resources/dist/sheets/louisiana-purchase-1803-1806-student-sheet-es.docx
@@ -64,7 +64,7 @@
         </w:rPr>
         <w:t xml:space="preserve">Abre el mapa en MapMaker: </w:t>
       </w:r>
-      <w:hyperlink w:history="1" r:id="rIdbxjsd73altdynjzxyr9_t">
+      <w:hyperlink w:history="1" r:id="rIduwc6vuyjdfuoue25fj-cv">
         <w:r>
           <w:rPr>
             <w:i/>

--- a/resources/dist/sheets/louisiana-purchase-1803-1806-student-sheet-es.docx
+++ b/resources/dist/sheets/louisiana-purchase-1803-1806-student-sheet-es.docx
@@ -64,7 +64,7 @@
         </w:rPr>
         <w:t xml:space="preserve">Abre el mapa en MapMaker: </w:t>
       </w:r>
-      <w:hyperlink w:history="1" r:id="rIduwc6vuyjdfuoue25fj-cv">
+      <w:hyperlink w:history="1" r:id="rIdfqqc5tjcs_bggmi2jddt-">
         <w:r>
           <w:rPr>
             <w:i/>

--- a/resources/dist/sheets/louisiana-purchase-1803-1806-student-sheet-es.docx
+++ b/resources/dist/sheets/louisiana-purchase-1803-1806-student-sheet-es.docx
@@ -64,7 +64,7 @@
         </w:rPr>
         <w:t xml:space="preserve">Abre el mapa en MapMaker: </w:t>
       </w:r>
-      <w:hyperlink w:history="1" r:id="rIdfqqc5tjcs_bggmi2jddt-">
+      <w:hyperlink w:history="1" r:id="rId1mjl58qmj-fxrxsiptrkh">
         <w:r>
           <w:rPr>
             <w:i/>

--- a/resources/dist/sheets/louisiana-purchase-1803-1806-student-sheet-es.docx
+++ b/resources/dist/sheets/louisiana-purchase-1803-1806-student-sheet-es.docx
@@ -64,7 +64,7 @@
         </w:rPr>
         <w:t xml:space="preserve">Abre el mapa en MapMaker: </w:t>
       </w:r>
-      <w:hyperlink w:history="1" r:id="rId1mjl58qmj-fxrxsiptrkh">
+      <w:hyperlink w:history="1" r:id="rIdkx94lsyvbqhp7kzdgliyl">
         <w:r>
           <w:rPr>
             <w:i/>

--- a/resources/dist/sheets/louisiana-purchase-1803-1806-student-sheet-es.docx
+++ b/resources/dist/sheets/louisiana-purchase-1803-1806-student-sheet-es.docx
@@ -64,7 +64,7 @@
         </w:rPr>
         <w:t xml:space="preserve">Abre el mapa en MapMaker: </w:t>
       </w:r>
-      <w:hyperlink w:history="1" r:id="rIdkx94lsyvbqhp7kzdgliyl">
+      <w:hyperlink w:history="1" r:id="rIdaicrj0rqmosocrt1ohe_l">
         <w:r>
           <w:rPr>
             <w:i/>
@@ -528,7 +528,7 @@
       <w:pStyle w:val="Credits"/>
     </w:pPr>
     <w:r>
-      <w:t xml:space="preserve">La compra de Luisiana y el Cuerpo de Descubrimiento, 1803–1806, 0.2.0.</w:t>
+      <w:t xml:space="preserve">La compra de Luisiana y el Cuerpo de Descubrimiento, 1803–1806, 0.3.0.</w:t>
     </w:r>
   </w:p>
 </w:ftr>

--- a/resources/dist/sheets/louisiana-purchase-1803-1806-student-sheet-es.docx
+++ b/resources/dist/sheets/louisiana-purchase-1803-1806-student-sheet-es.docx
@@ -64,7 +64,7 @@
         </w:rPr>
         <w:t xml:space="preserve">Abre el mapa en MapMaker: </w:t>
       </w:r>
-      <w:hyperlink w:history="1" r:id="rIdaicrj0rqmosocrt1ohe_l">
+      <w:hyperlink w:history="1" r:id="rId24yj_paqodgxbqb82j50b">
         <w:r>
           <w:rPr>
             <w:i/>
@@ -528,7 +528,7 @@
       <w:pStyle w:val="Credits"/>
     </w:pPr>
     <w:r>
-      <w:t xml:space="preserve">La compra de Luisiana y el Cuerpo de Descubrimiento, 1803–1806, 0.3.0.</w:t>
+      <w:t xml:space="preserve">La compra de Luisiana y el Cuerpo de Descubrimiento, 1803–1806, 0.3.1.</w:t>
     </w:r>
   </w:p>
 </w:ftr>

--- a/resources/dist/sheets/louisiana-purchase-1803-1806-student-sheet-es.docx
+++ b/resources/dist/sheets/louisiana-purchase-1803-1806-student-sheet-es.docx
@@ -64,7 +64,7 @@
         </w:rPr>
         <w:t xml:space="preserve">Abre el mapa en MapMaker: </w:t>
       </w:r>
-      <w:hyperlink w:history="1" r:id="rId24yj_paqodgxbqb82j50b">
+      <w:hyperlink w:history="1" r:id="rIddivlvetlw42otuogmjffq">
         <w:r>
           <w:rPr>
             <w:i/>

--- a/resources/dist/sheets/louisiana-purchase-1803-1806-student-sheet-es.docx
+++ b/resources/dist/sheets/louisiana-purchase-1803-1806-student-sheet-es.docx
@@ -50,7 +50,7 @@
         <w:t xml:space="preserve">Pregunta central: </w:t>
       </w:r>
       <w:r>
-        <w:t xml:space="preserve">¿Qué le añadió la compra de Luisiana a Estados Unidos, y de quién era esa tierra?</w:t>
+        <w:t xml:space="preserve">¿Qué le añadió la compra de Luisiana a Estados Unidos, y por qué importaba tanto el río Misisipi?</w:t>
       </w:r>
     </w:p>
     <w:p>
@@ -64,7 +64,7 @@
         </w:rPr>
         <w:t xml:space="preserve">Abre el mapa en MapMaker: </w:t>
       </w:r>
-      <w:hyperlink w:history="1" r:id="rIddivlvetlw42otuogmjffq">
+      <w:hyperlink w:history="1" r:id="rIdflhuejchtto1nw6xl_qdt">
         <w:r>
           <w:rPr>
             <w:i/>
@@ -393,7 +393,7 @@
         <w:t xml:space="preserve">Tu respuesta: </w:t>
       </w:r>
       <w:r>
-        <w:t xml:space="preserve">Responde la pregunta central con evidencia de al menos dos capas. El mapa no tiene una capa de los pueblos indígenas que ya vivían allí; usa lo que dice Antes de empezar sobre ellos. Puedes escribir un párrafo, dibujar en el mapa o ambas cosas.</w:t>
+        <w:t xml:space="preserve">Responde la pregunta central con evidencia de al menos dos capas. Puedes escribir un párrafo, dibujar en el mapa o ambas cosas.</w:t>
       </w:r>
     </w:p>
     <w:p>
@@ -445,7 +445,7 @@
         <w:keepNext/>
       </w:pPr>
       <w:r>
-        <w:t xml:space="preserve">¿Qué te mostró el mapa sobre la compra de Luisiana que quizá no habrías notado solo con la lectura?</w:t>
+        <w:t xml:space="preserve">Estados Unidos compró esta tierra a Francia. Antes de empezar dice que el Cuerpo de Descubrimiento se encontró con más de 50 naciones tribales en el camino. ¿De quién era la tierra, y qué deja fuera el mapa?</w:t>
       </w:r>
     </w:p>
     <w:p>
@@ -528,7 +528,7 @@
       <w:pStyle w:val="Credits"/>
     </w:pPr>
     <w:r>
-      <w:t xml:space="preserve">La compra de Luisiana y el Cuerpo de Descubrimiento, 1803–1806, 0.3.1.</w:t>
+      <w:t xml:space="preserve">La compra de Luisiana y el Cuerpo de Descubrimiento, 1803–1806, 0.4.0.</w:t>
     </w:r>
   </w:p>
 </w:ftr>

--- a/resources/dist/sheets/louisiana-purchase-1803-1806-student-sheet-es.docx
+++ b/resources/dist/sheets/louisiana-purchase-1803-1806-student-sheet-es.docx
@@ -64,7 +64,7 @@
         </w:rPr>
         <w:t xml:space="preserve">Abre el mapa en MapMaker: </w:t>
       </w:r>
-      <w:hyperlink w:history="1" r:id="rIdflhuejchtto1nw6xl_qdt">
+      <w:hyperlink w:history="1" r:id="rIdwa4p7ejnvfkzjvazsdbzu">
         <w:r>
           <w:rPr>
             <w:i/>
@@ -528,7 +528,7 @@
       <w:pStyle w:val="Credits"/>
     </w:pPr>
     <w:r>
-      <w:t xml:space="preserve">La compra de Luisiana y el Cuerpo de Descubrimiento, 1803–1806, 0.4.0.</w:t>
+      <w:t xml:space="preserve">La compra de Luisiana y el Cuerpo de Descubrimiento, 1803–1806, 0.5.0.</w:t>
     </w:r>
   </w:p>
 </w:ftr>

--- a/resources/dist/sheets/louisiana-purchase-1803-1806-student-sheet-es.docx
+++ b/resources/dist/sheets/louisiana-purchase-1803-1806-student-sheet-es.docx
@@ -64,7 +64,7 @@
         </w:rPr>
         <w:t xml:space="preserve">Abre el mapa en MapMaker: </w:t>
       </w:r>
-      <w:hyperlink w:history="1" r:id="rIdwa4p7ejnvfkzjvazsdbzu">
+      <w:hyperlink w:history="1" r:id="rIdszc4pnvrbq2w6zjyi5zpw">
         <w:r>
           <w:rPr>
             <w:i/>

--- a/resources/dist/sheets/louisiana-purchase-1803-1806-student-sheet-es.docx
+++ b/resources/dist/sheets/louisiana-purchase-1803-1806-student-sheet-es.docx
@@ -25,7 +25,7 @@
           <w:tab w:val="left" w:pos="5600"/>
           <w:tab w:val="left" w:pos="9400" w:leader="underscore"/>
         </w:tabs>
-        <w:spacing w:after="120" w:before="120"/>
+        <w:spacing w:after="60" w:before="60"/>
       </w:pPr>
       <w:r>
         <w:t xml:space="preserve">Nombre:</w:t>
@@ -40,7 +40,7 @@
     <w:p>
       <w:pPr>
         <w:shd w:fill="E5EDF5" w:val="clear"/>
-        <w:spacing w:after="120"/>
+        <w:spacing w:after="80"/>
       </w:pPr>
       <w:r>
         <w:rPr>
@@ -64,7 +64,7 @@
         </w:rPr>
         <w:t xml:space="preserve">Abre el mapa en MapMaker: </w:t>
       </w:r>
-      <w:hyperlink w:history="1" r:id="rIdszc4pnvrbq2w6zjyi5zpw">
+      <w:hyperlink w:history="1" r:id="rIdmnhh4j8wyfudrnw7u3dg1">
         <w:r>
           <w:rPr>
             <w:i/>
@@ -88,6 +88,7 @@
     <w:p>
       <w:pPr>
         <w:pStyle w:val="Heading2"/>
+        <w:spacing w:after="20" w:before="80"/>
       </w:pPr>
       <w:r>
         <w:t xml:space="preserve">Antes de empezar</w:t>
@@ -104,6 +105,7 @@
     <w:p>
       <w:pPr>
         <w:pStyle w:val="Heading2"/>
+        <w:spacing w:after="20" w:before="80"/>
       </w:pPr>
       <w:r>
         <w:t xml:space="preserve">Cómo leer el mapa</w:t>
@@ -136,6 +138,7 @@
     <w:p>
       <w:pPr>
         <w:pStyle w:val="Heading2"/>
+        <w:spacing w:after="20" w:before="80"/>
       </w:pPr>
       <w:r>
         <w:t xml:space="preserve">Preguntas</w:t>
@@ -149,23 +152,95 @@
           <w:ilvl w:val="0"/>
           <w:numId w:val="2"/>
         </w:numPr>
-        <w:spacing w:before="160"/>
-      </w:pPr>
-      <w:r>
-        <w:rPr>
-          <w:b/>
-          <w:bCs/>
-        </w:rPr>
-        <w:t xml:space="preserve">Un país más grande. </w:t>
-      </w:r>
-      <w:r>
-        <w:t xml:space="preserve">Abre el marcador The Louisiana Purchase (La compra de Luisiana) y usa la leyenda. Compara la compra de Luisiana, en amarillo, con el territorio de Estados Unidos en 1783, en verde. ¿Cuánto más grande se hizo el país, aproximadamente? Haz clic en la compra de Luisiana: ¿cuánta tierra era y cuánto costó?</w:t>
-      </w:r>
-    </w:p>
-    <w:p>
-      <w:pPr>
-        <w:keepNext/>
-        <w:spacing w:before="120"/>
+        <w:spacing w:after="20" w:before="100"/>
+      </w:pPr>
+      <w:r>
+        <w:rPr>
+          <w:b/>
+          <w:bCs/>
+        </w:rPr>
+        <w:t xml:space="preserve">Un país más grande</w:t>
+      </w:r>
+    </w:p>
+    <w:p>
+      <w:pPr>
+        <w:keepNext/>
+        <w:spacing w:after="0"/>
+        <w:ind w:left="360"/>
+      </w:pPr>
+      <w:r>
+        <w:rPr>
+          <w:b/>
+          <w:bCs/>
+          <w:color w:val="00619B"/>
+        </w:rPr>
+        <w:t xml:space="preserve">En el mapa:</w:t>
+      </w:r>
+    </w:p>
+    <w:p>
+      <w:pPr>
+        <w:keepNext/>
+        <w:spacing w:after="0" w:line="230"/>
+        <w:ind w:left="720" w:hanging="300"/>
+      </w:pPr>
+      <w:r>
+        <w:rPr>
+          <w:sz w:val="22"/>
+          <w:szCs w:val="22"/>
+        </w:rPr>
+        <w:t xml:space="preserve">1.	Abre el marcador The Louisiana Purchase (La compra de Luisiana) y usa la leyenda.</w:t>
+      </w:r>
+    </w:p>
+    <w:p>
+      <w:pPr>
+        <w:keepNext/>
+        <w:spacing w:after="0" w:line="230"/>
+        <w:ind w:left="720" w:hanging="300"/>
+      </w:pPr>
+      <w:r>
+        <w:rPr>
+          <w:sz w:val="22"/>
+          <w:szCs w:val="22"/>
+        </w:rPr>
+        <w:t xml:space="preserve">2.	Compara la compra de Luisiana, en amarillo, con el territorio de Estados Unidos en 1783, en verde.</w:t>
+      </w:r>
+    </w:p>
+    <w:p>
+      <w:pPr>
+        <w:keepNext/>
+        <w:spacing w:after="0" w:line="230"/>
+        <w:ind w:left="720" w:hanging="300"/>
+      </w:pPr>
+      <w:r>
+        <w:rPr>
+          <w:sz w:val="22"/>
+          <w:szCs w:val="22"/>
+        </w:rPr>
+        <w:t xml:space="preserve">3.	Haz clic en la compra de Luisiana y lee su ventana emergente.</w:t>
+      </w:r>
+    </w:p>
+    <w:p>
+      <w:pPr>
+        <w:keepNext/>
+        <w:spacing w:before="40"/>
+        <w:ind w:left="360"/>
+      </w:pPr>
+      <w:r>
+        <w:rPr>
+          <w:b/>
+          <w:bCs/>
+          <w:color w:val="00619B"/>
+        </w:rPr>
+        <w:t xml:space="preserve">Responde: </w:t>
+      </w:r>
+      <w:r>
+        <w:t xml:space="preserve">¿Cuánto más grande se hizo el país, aproximadamente? ¿Cuánta tierra era la compra de Luisiana y cuánto costó?</w:t>
+      </w:r>
+    </w:p>
+    <w:p>
+      <w:pPr>
+        <w:keepNext/>
+        <w:spacing w:before="60"/>
         <w:ind w:left="360"/>
       </w:pPr>
       <w:r>
@@ -196,7 +271,7 @@
         <w:pBdr>
           <w:bottom w:val="single" w:color="8A949F" w:sz="4" w:space="1"/>
         </w:pBdr>
-        <w:spacing w:before="90" w:line="240"/>
+        <w:spacing w:before="80" w:line="240"/>
       </w:pPr>
       <w:r>
         <w:t xml:space="preserve"/>
@@ -208,7 +283,7 @@
         <w:pBdr>
           <w:bottom w:val="single" w:color="8A949E" w:sz="4" w:space="1"/>
         </w:pBdr>
-        <w:spacing w:before="90" w:line="240"/>
+        <w:spacing w:before="80" w:line="240"/>
       </w:pPr>
       <w:r>
         <w:t xml:space="preserve"/>
@@ -222,17 +297,89 @@
           <w:ilvl w:val="0"/>
           <w:numId w:val="2"/>
         </w:numPr>
-        <w:spacing w:before="160"/>
-      </w:pPr>
-      <w:r>
-        <w:rPr>
-          <w:b/>
-          <w:bCs/>
-        </w:rPr>
-        <w:t xml:space="preserve">¿Por qué Nueva Orleans? </w:t>
-      </w:r>
-      <w:r>
-        <w:t xml:space="preserve">En Map layers (capas del mapa), activa United States Watersheds (cuencas hidrográficas). Haz clic dentro de los dos grandes contornos marrones junto al río Ohio y al río Misuri. ¿Qué regiones fluviales son? Aleja el mapa y sigue los ríos: ¿en qué gran río desembocan y qué ciudad está cerca de su desembocadura? En 1800, los agricultores al oeste de los Apalaches enviaban sus cosechas al mercado por río. ¿Por qué les importaba controlar Nueva Orleans?</w:t>
+        <w:spacing w:after="20" w:before="100"/>
+      </w:pPr>
+      <w:r>
+        <w:rPr>
+          <w:b/>
+          <w:bCs/>
+        </w:rPr>
+        <w:t xml:space="preserve">¿Por qué Nueva Orleans?</w:t>
+      </w:r>
+    </w:p>
+    <w:p>
+      <w:pPr>
+        <w:keepNext/>
+        <w:spacing w:after="0"/>
+        <w:ind w:left="360"/>
+      </w:pPr>
+      <w:r>
+        <w:rPr>
+          <w:b/>
+          <w:bCs/>
+          <w:color w:val="00619B"/>
+        </w:rPr>
+        <w:t xml:space="preserve">En el mapa:</w:t>
+      </w:r>
+    </w:p>
+    <w:p>
+      <w:pPr>
+        <w:keepNext/>
+        <w:spacing w:after="0" w:line="230"/>
+        <w:ind w:left="720" w:hanging="300"/>
+      </w:pPr>
+      <w:r>
+        <w:rPr>
+          <w:sz w:val="22"/>
+          <w:szCs w:val="22"/>
+        </w:rPr>
+        <w:t xml:space="preserve">1.	En Map layers (capas del mapa), activa United States Watersheds (cuencas hidrográficas).</w:t>
+      </w:r>
+    </w:p>
+    <w:p>
+      <w:pPr>
+        <w:keepNext/>
+        <w:spacing w:after="0" w:line="230"/>
+        <w:ind w:left="720" w:hanging="300"/>
+      </w:pPr>
+      <w:r>
+        <w:rPr>
+          <w:sz w:val="22"/>
+          <w:szCs w:val="22"/>
+        </w:rPr>
+        <w:t xml:space="preserve">2.	Haz clic dentro de los dos grandes contornos marrones junto al río Ohio y al río Misuri.</w:t>
+      </w:r>
+    </w:p>
+    <w:p>
+      <w:pPr>
+        <w:keepNext/>
+        <w:spacing w:after="0" w:line="230"/>
+        <w:ind w:left="720" w:hanging="300"/>
+      </w:pPr>
+      <w:r>
+        <w:rPr>
+          <w:sz w:val="22"/>
+          <w:szCs w:val="22"/>
+        </w:rPr>
+        <w:t xml:space="preserve">3.	Aleja el mapa y sigue los ríos hasta donde terminan.</w:t>
+      </w:r>
+    </w:p>
+    <w:p>
+      <w:pPr>
+        <w:keepNext/>
+        <w:spacing w:before="40"/>
+        <w:ind w:left="360"/>
+      </w:pPr>
+      <w:r>
+        <w:rPr>
+          <w:b/>
+          <w:bCs/>
+          <w:color w:val="00619B"/>
+        </w:rPr>
+        <w:t xml:space="preserve">Responde: </w:t>
+      </w:r>
+      <w:r>
+        <w:t xml:space="preserve">¿Qué regiones fluviales son los dos contornos? ¿En qué gran río desembocan y qué ciudad está cerca de su desembocadura? En 1800, los agricultores al oeste de los Apalaches enviaban sus cosechas al mercado por río: ¿por qué les importaba controlar Nueva Orleans?</w:t>
       </w:r>
     </w:p>
     <w:p>
@@ -241,7 +388,7 @@
         <w:pBdr>
           <w:bottom w:val="single" w:color="8A949F" w:sz="4" w:space="1"/>
         </w:pBdr>
-        <w:spacing w:before="90" w:line="240"/>
+        <w:spacing w:before="80" w:line="240"/>
       </w:pPr>
       <w:r>
         <w:t xml:space="preserve"/>
@@ -249,14 +396,366 @@
     </w:p>
     <w:p>
       <w:pPr>
-        <w:keepNext/>
+        <w:keepNext w:val="false"/>
         <w:pBdr>
           <w:bottom w:val="single" w:color="8A949E" w:sz="4" w:space="1"/>
         </w:pBdr>
-        <w:spacing w:before="90" w:line="240"/>
+        <w:spacing w:before="80" w:line="240"/>
       </w:pPr>
       <w:r>
         <w:t xml:space="preserve"/>
+      </w:r>
+    </w:p>
+    <w:p>
+      <w:pPr>
+        <w:pStyle w:val="ListParagraph"/>
+        <w:keepNext/>
+        <w:numPr>
+          <w:ilvl w:val="0"/>
+          <w:numId w:val="2"/>
+        </w:numPr>
+        <w:spacing w:after="20" w:before="100"/>
+      </w:pPr>
+      <w:r>
+        <w:rPr>
+          <w:b/>
+          <w:bCs/>
+        </w:rPr>
+        <w:t xml:space="preserve">Río Misuri arriba</w:t>
+      </w:r>
+    </w:p>
+    <w:p>
+      <w:pPr>
+        <w:keepNext/>
+        <w:spacing w:after="0"/>
+        <w:ind w:left="360"/>
+      </w:pPr>
+      <w:r>
+        <w:rPr>
+          <w:b/>
+          <w:bCs/>
+          <w:color w:val="00619B"/>
+        </w:rPr>
+        <w:t xml:space="preserve">En el mapa:</w:t>
+      </w:r>
+    </w:p>
+    <w:p>
+      <w:pPr>
+        <w:keepNext/>
+        <w:spacing w:after="0" w:line="230"/>
+        <w:ind w:left="720" w:hanging="300"/>
+      </w:pPr>
+      <w:r>
+        <w:rPr>
+          <w:sz w:val="22"/>
+          <w:szCs w:val="22"/>
+        </w:rPr>
+        <w:t xml:space="preserve">1.	Abre el marcador Up the Missouri (Río Misuri arriba).</w:t>
+      </w:r>
+    </w:p>
+    <w:p>
+      <w:pPr>
+        <w:keepNext/>
+        <w:spacing w:after="0" w:line="230"/>
+        <w:ind w:left="720" w:hanging="300"/>
+      </w:pPr>
+      <w:r>
+        <w:rPr>
+          <w:sz w:val="22"/>
+          <w:szCs w:val="22"/>
+        </w:rPr>
+        <w:t xml:space="preserve">2.	Sigue la línea de la ruta y los símbolos de los campamentos río Misuri arriba.</w:t>
+      </w:r>
+    </w:p>
+    <w:p>
+      <w:pPr>
+        <w:keepNext/>
+        <w:spacing w:after="0" w:line="230"/>
+        <w:ind w:left="720" w:hanging="300"/>
+      </w:pPr>
+      <w:r>
+        <w:rPr>
+          <w:sz w:val="22"/>
+          <w:szCs w:val="22"/>
+        </w:rPr>
+        <w:t xml:space="preserve">3.	En las capas del mapa, desactiva United States Watersheds y activa Biomes (Biomas).</w:t>
+      </w:r>
+    </w:p>
+    <w:p>
+      <w:pPr>
+        <w:keepNext/>
+        <w:spacing w:after="0" w:line="230"/>
+        <w:ind w:left="720" w:hanging="300"/>
+      </w:pPr>
+      <w:r>
+        <w:rPr>
+          <w:sz w:val="22"/>
+          <w:szCs w:val="22"/>
+        </w:rPr>
+        <w:t xml:space="preserve">4.	Haz clic en el sombreado a lo largo de la ruta y lee la primera línea de la ventana emergente.</w:t>
+      </w:r>
+    </w:p>
+    <w:p>
+      <w:pPr>
+        <w:keepNext/>
+        <w:spacing w:after="0" w:line="230"/>
+        <w:ind w:left="720" w:hanging="300"/>
+      </w:pPr>
+      <w:r>
+        <w:rPr>
+          <w:sz w:val="22"/>
+          <w:szCs w:val="22"/>
+        </w:rPr>
+        <w:t xml:space="preserve">5.	Fíjate en dónde están los campamentos.</w:t>
+      </w:r>
+    </w:p>
+    <w:p>
+      <w:pPr>
+        <w:keepNext/>
+        <w:spacing w:before="40"/>
+        <w:ind w:left="360"/>
+      </w:pPr>
+      <w:r>
+        <w:rPr>
+          <w:b/>
+          <w:bCs/>
+          <w:color w:val="00619B"/>
+        </w:rPr>
+        <w:t xml:space="preserve">Responde: </w:t>
+      </w:r>
+      <w:r>
+        <w:t xml:space="preserve">¿Qué bioma cubre las Grandes Llanuras? ¿Por qué crees que el Cuerpo viajaba siguiendo los ríos?</w:t>
+      </w:r>
+    </w:p>
+    <w:p>
+      <w:pPr>
+        <w:keepNext/>
+        <w:pBdr>
+          <w:bottom w:val="single" w:color="8A949F" w:sz="4" w:space="1"/>
+        </w:pBdr>
+        <w:spacing w:before="80" w:line="240"/>
+      </w:pPr>
+      <w:r>
+        <w:t xml:space="preserve"/>
+      </w:r>
+    </w:p>
+    <w:p>
+      <w:pPr>
+        <w:keepNext w:val="false"/>
+        <w:pBdr>
+          <w:bottom w:val="single" w:color="8A949E" w:sz="4" w:space="1"/>
+        </w:pBdr>
+        <w:spacing w:before="80" w:line="240"/>
+      </w:pPr>
+      <w:r>
+        <w:t xml:space="preserve"/>
+      </w:r>
+    </w:p>
+    <w:p>
+      <w:pPr>
+        <w:pStyle w:val="ListParagraph"/>
+        <w:keepNext/>
+        <w:numPr>
+          <w:ilvl w:val="0"/>
+          <w:numId w:val="2"/>
+        </w:numPr>
+        <w:spacing w:after="20" w:before="100"/>
+      </w:pPr>
+      <w:r>
+        <w:rPr>
+          <w:b/>
+          <w:bCs/>
+        </w:rPr>
+        <w:t xml:space="preserve">A través de las Montañas Rocosas</w:t>
+      </w:r>
+    </w:p>
+    <w:p>
+      <w:pPr>
+        <w:keepNext/>
+        <w:spacing w:after="0"/>
+        <w:ind w:left="360"/>
+      </w:pPr>
+      <w:r>
+        <w:rPr>
+          <w:b/>
+          <w:bCs/>
+          <w:color w:val="00619B"/>
+        </w:rPr>
+        <w:t xml:space="preserve">En el mapa:</w:t>
+      </w:r>
+    </w:p>
+    <w:p>
+      <w:pPr>
+        <w:keepNext/>
+        <w:spacing w:after="0" w:line="230"/>
+        <w:ind w:left="720" w:hanging="300"/>
+      </w:pPr>
+      <w:r>
+        <w:rPr>
+          <w:sz w:val="22"/>
+          <w:szCs w:val="22"/>
+        </w:rPr>
+        <w:t xml:space="preserve">1.	Abre el marcador Across the Rockies to the Pacific (a través de las Rocosas hasta el Pacífico).</w:t>
+      </w:r>
+    </w:p>
+    <w:p>
+      <w:pPr>
+        <w:keepNext/>
+        <w:spacing w:after="0" w:line="230"/>
+        <w:ind w:left="720" w:hanging="300"/>
+      </w:pPr>
+      <w:r>
+        <w:rPr>
+          <w:sz w:val="22"/>
+          <w:szCs w:val="22"/>
+        </w:rPr>
+        <w:t xml:space="preserve">2.	Busca dónde sale la línea de la ruta de la compra de Luisiana, en amarillo.</w:t>
+      </w:r>
+    </w:p>
+    <w:p>
+      <w:pPr>
+        <w:keepNext/>
+        <w:spacing w:after="0" w:line="230"/>
+        <w:ind w:left="720" w:hanging="300"/>
+      </w:pPr>
+      <w:r>
+        <w:rPr>
+          <w:sz w:val="22"/>
+          <w:szCs w:val="22"/>
+        </w:rPr>
+        <w:t xml:space="preserve">3.	Aleja el mapa y busca el extremo este de la ruta, en Pittsburgh, Pensilvania, donde nace el río Ohio.</w:t>
+      </w:r>
+    </w:p>
+    <w:p>
+      <w:pPr>
+        <w:keepNext/>
+        <w:spacing w:after="0" w:line="230"/>
+        <w:ind w:left="720" w:hanging="300"/>
+      </w:pPr>
+      <w:r>
+        <w:rPr>
+          <w:sz w:val="22"/>
+          <w:szCs w:val="22"/>
+        </w:rPr>
+        <w:t xml:space="preserve">4.	Usa Measure (medir) para hallar la distancia en línea recta desde Pittsburgh hasta el extremo oeste de la ruta, en el Pacífico.</w:t>
+      </w:r>
+    </w:p>
+    <w:p>
+      <w:pPr>
+        <w:keepNext/>
+        <w:spacing w:before="40"/>
+        <w:ind w:left="360"/>
+      </w:pPr>
+      <w:r>
+        <w:rPr>
+          <w:b/>
+          <w:bCs/>
+          <w:color w:val="00619B"/>
+        </w:rPr>
+        <w:t xml:space="preserve">Responde: </w:t>
+      </w:r>
+      <w:r>
+        <w:t xml:space="preserve">¿Dónde sale la línea de la ruta de la compra de Luisiana? ¿Formaba parte de ella la costa del Pacífico? ¿Cuál es la distancia en línea recta desde Pittsburgh hasta el extremo de la ruta en el Pacífico?</w:t>
+      </w:r>
+    </w:p>
+    <w:p>
+      <w:pPr>
+        <w:keepNext/>
+        <w:spacing w:before="60"/>
+        <w:ind w:left="360"/>
+      </w:pPr>
+      <w:r>
+        <w:t xml:space="preserve">Distancia en línea recta: </w:t>
+      </w:r>
+      <w:r>
+        <w:rPr>
+          <w:u w:val="single"/>
+        </w:rPr>
+        <w:t xml:space="preserve">              </w:t>
+      </w:r>
+      <w:r>
+        <w:t xml:space="preserve"> millas. La ruta mide unas 4900 millas.</w:t>
+      </w:r>
+    </w:p>
+    <w:p>
+      <w:pPr>
+        <w:keepNext/>
+        <w:pBdr>
+          <w:bottom w:val="single" w:color="8A949F" w:sz="4" w:space="1"/>
+        </w:pBdr>
+        <w:spacing w:before="80" w:line="240"/>
+      </w:pPr>
+      <w:r>
+        <w:t xml:space="preserve"/>
+      </w:r>
+    </w:p>
+    <w:p>
+      <w:pPr>
+        <w:keepNext w:val="false"/>
+        <w:pBdr>
+          <w:bottom w:val="single" w:color="8A949E" w:sz="4" w:space="1"/>
+        </w:pBdr>
+        <w:spacing w:before="80" w:line="240"/>
+      </w:pPr>
+      <w:r>
+        <w:t xml:space="preserve"/>
+      </w:r>
+    </w:p>
+    <w:p>
+      <w:pPr>
+        <w:keepNext/>
+        <w:spacing w:before="160"/>
+      </w:pPr>
+      <w:r>
+        <w:rPr>
+          <w:b/>
+          <w:bCs/>
+        </w:rPr>
+        <w:t xml:space="preserve">Tu respuesta: </w:t>
+      </w:r>
+      <w:r>
+        <w:t xml:space="preserve">Responde la pregunta central con evidencia de al menos dos capas. Puedes escribir un párrafo, dibujar en el mapa o ambas cosas.</w:t>
+      </w:r>
+    </w:p>
+    <w:p>
+      <w:pPr>
+        <w:keepNext/>
+        <w:pBdr>
+          <w:bottom w:val="single" w:color="8A949F" w:sz="4" w:space="1"/>
+        </w:pBdr>
+        <w:spacing w:before="80" w:line="240"/>
+      </w:pPr>
+      <w:r>
+        <w:t xml:space="preserve"/>
+      </w:r>
+    </w:p>
+    <w:p>
+      <w:pPr>
+        <w:keepNext w:val="false"/>
+        <w:pBdr>
+          <w:bottom w:val="single" w:color="8A949E" w:sz="4" w:space="1"/>
+        </w:pBdr>
+        <w:spacing w:before="80" w:line="240"/>
+      </w:pPr>
+      <w:r>
+        <w:t xml:space="preserve"/>
+      </w:r>
+    </w:p>
+    <w:p>
+      <w:pPr>
+        <w:pStyle w:val="Heading2"/>
+        <w:spacing w:after="20" w:before="80"/>
+      </w:pPr>
+      <w:r>
+        <w:t xml:space="preserve">Reflexión</w:t>
+      </w:r>
+    </w:p>
+    <w:p>
+      <w:pPr>
+        <w:keepNext/>
+      </w:pPr>
+      <w:r>
+        <w:t xml:space="preserve">Estados Unidos compró esta tierra a Francia. Antes de empezar dice que el Cuerpo de Descubrimiento se encontró con más de 50 naciones tribales en el camino. ¿De quién era la tierra, y qué deja fuera el mapa?</w:t>
       </w:r>
     </w:p>
     <w:p>
@@ -265,7 +764,7 @@
         <w:pBdr>
           <w:bottom w:val="single" w:color="8A949F" w:sz="4" w:space="1"/>
         </w:pBdr>
-        <w:spacing w:before="90" w:line="240"/>
+        <w:spacing w:before="80" w:line="240"/>
       </w:pPr>
       <w:r>
         <w:t xml:space="preserve"/>
@@ -273,199 +772,14 @@
     </w:p>
     <w:p>
       <w:pPr>
-        <w:pStyle w:val="ListParagraph"/>
-        <w:keepNext/>
-        <w:numPr>
-          <w:ilvl w:val="0"/>
-          <w:numId w:val="2"/>
-        </w:numPr>
-        <w:spacing w:before="160"/>
-      </w:pPr>
-      <w:r>
-        <w:rPr>
-          <w:b/>
-          <w:bCs/>
-        </w:rPr>
-        <w:t xml:space="preserve">Río Misuri arriba. </w:t>
-      </w:r>
-      <w:r>
-        <w:t xml:space="preserve">Abre el marcador Up the Missouri (Río Misuri arriba) y sigue la línea de la ruta y los símbolos de los campamentos río arriba. En las capas del mapa, desactiva United States Watersheds, activa Biomes (Biomas) y haz clic en el sombreado a lo largo de la ruta. ¿Qué bioma cubre las Grandes Llanuras (la primera línea de la ventana emergente)? Fíjate en dónde están los campamentos: ¿por qué crees que el Cuerpo viajaba siguiendo los ríos?</w:t>
-      </w:r>
-    </w:p>
-    <w:p>
-      <w:pPr>
-        <w:keepNext/>
-        <w:pBdr>
-          <w:bottom w:val="single" w:color="8A949F" w:sz="4" w:space="1"/>
-        </w:pBdr>
-        <w:spacing w:before="90" w:line="240"/>
-      </w:pPr>
-      <w:r>
-        <w:t xml:space="preserve"/>
-      </w:r>
-    </w:p>
-    <w:p>
-      <w:pPr>
-        <w:keepNext w:val="false"/>
-        <w:pBdr>
-          <w:bottom w:val="single" w:color="8A949E" w:sz="4" w:space="1"/>
-        </w:pBdr>
-        <w:spacing w:before="90" w:line="240"/>
-      </w:pPr>
-      <w:r>
-        <w:t xml:space="preserve"/>
-      </w:r>
-    </w:p>
-    <w:p>
-      <w:pPr>
-        <w:pStyle w:val="ListParagraph"/>
-        <w:keepNext/>
-        <w:numPr>
-          <w:ilvl w:val="0"/>
-          <w:numId w:val="2"/>
-        </w:numPr>
-        <w:spacing w:before="160"/>
-      </w:pPr>
-      <w:r>
-        <w:rPr>
-          <w:b/>
-          <w:bCs/>
-        </w:rPr>
-        <w:t xml:space="preserve">A través de las Montañas Rocosas. </w:t>
-      </w:r>
-      <w:r>
-        <w:t xml:space="preserve">Abre el marcador Across the Rockies to the Pacific (a través de las Rocosas hasta el Pacífico). ¿Dónde sale la línea de la ruta de la compra de Luisiana, en amarillo? ¿Formaba parte de ella la costa del Pacífico? Aleja el mapa y usa Measure (medir) para hallar la distancia en línea recta desde el extremo este de la ruta, en Pittsburgh, hasta su extremo oeste en el Pacífico.</w:t>
-      </w:r>
-    </w:p>
-    <w:p>
-      <w:pPr>
-        <w:keepNext/>
-        <w:spacing w:before="120"/>
-        <w:ind w:left="360"/>
-      </w:pPr>
-      <w:r>
-        <w:t xml:space="preserve">Distancia en línea recta: </w:t>
-      </w:r>
-      <w:r>
-        <w:rPr>
-          <w:u w:val="single"/>
-        </w:rPr>
-        <w:t xml:space="preserve">              </w:t>
-      </w:r>
-      <w:r>
-        <w:t xml:space="preserve"> millas. La ruta mide unas 4900 millas.</w:t>
-      </w:r>
-    </w:p>
-    <w:p>
-      <w:pPr>
-        <w:keepNext/>
-        <w:pBdr>
-          <w:bottom w:val="single" w:color="8A949F" w:sz="4" w:space="1"/>
-        </w:pBdr>
-        <w:spacing w:before="90" w:line="240"/>
-      </w:pPr>
-      <w:r>
-        <w:t xml:space="preserve"/>
-      </w:r>
-    </w:p>
-    <w:p>
-      <w:pPr>
-        <w:keepNext w:val="false"/>
-        <w:pBdr>
-          <w:bottom w:val="single" w:color="8A949E" w:sz="4" w:space="1"/>
-        </w:pBdr>
-        <w:spacing w:before="90" w:line="240"/>
-      </w:pPr>
-      <w:r>
-        <w:t xml:space="preserve"/>
-      </w:r>
-    </w:p>
-    <w:p>
-      <w:pPr>
-        <w:keepNext/>
-        <w:spacing w:before="320"/>
-      </w:pPr>
-      <w:r>
-        <w:rPr>
-          <w:b/>
-          <w:bCs/>
-        </w:rPr>
-        <w:t xml:space="preserve">Tu respuesta: </w:t>
-      </w:r>
-      <w:r>
-        <w:t xml:space="preserve">Responde la pregunta central con evidencia de al menos dos capas. Puedes escribir un párrafo, dibujar en el mapa o ambas cosas.</w:t>
-      </w:r>
-    </w:p>
-    <w:p>
-      <w:pPr>
-        <w:keepNext/>
-        <w:pBdr>
-          <w:bottom w:val="single" w:color="8A949F" w:sz="4" w:space="1"/>
-        </w:pBdr>
-        <w:spacing w:before="90" w:line="240"/>
-      </w:pPr>
-      <w:r>
-        <w:t xml:space="preserve"/>
-      </w:r>
-    </w:p>
-    <w:p>
-      <w:pPr>
-        <w:keepNext/>
-        <w:pBdr>
-          <w:bottom w:val="single" w:color="8A949E" w:sz="4" w:space="1"/>
-        </w:pBdr>
-        <w:spacing w:before="90" w:line="240"/>
-      </w:pPr>
-      <w:r>
-        <w:t xml:space="preserve"/>
-      </w:r>
-    </w:p>
-    <w:p>
-      <w:pPr>
-        <w:keepNext w:val="false"/>
-        <w:pBdr>
-          <w:bottom w:val="single" w:color="8A949F" w:sz="4" w:space="1"/>
-        </w:pBdr>
-        <w:spacing w:before="90" w:line="240"/>
-      </w:pPr>
-      <w:r>
-        <w:t xml:space="preserve"/>
-      </w:r>
-    </w:p>
-    <w:p>
-      <w:pPr>
-        <w:pStyle w:val="Heading2"/>
-      </w:pPr>
-      <w:r>
-        <w:t xml:space="preserve">Reflexión</w:t>
-      </w:r>
-    </w:p>
-    <w:p>
-      <w:pPr>
-        <w:keepNext/>
-      </w:pPr>
-      <w:r>
-        <w:t xml:space="preserve">Estados Unidos compró esta tierra a Francia. Antes de empezar dice que el Cuerpo de Descubrimiento se encontró con más de 50 naciones tribales en el camino. ¿De quién era la tierra, y qué deja fuera el mapa?</w:t>
-      </w:r>
-    </w:p>
-    <w:p>
-      <w:pPr>
-        <w:keepNext w:val="false"/>
-        <w:pBdr>
-          <w:bottom w:val="single" w:color="8A949F" w:sz="4" w:space="1"/>
-        </w:pBdr>
-        <w:spacing w:before="90" w:line="240"/>
-      </w:pPr>
-      <w:r>
-        <w:t xml:space="preserve"/>
-      </w:r>
-    </w:p>
-    <w:p>
-      <w:pPr>
         <w:pStyle w:val="Credits"/>
-        <w:spacing w:before="120"/>
-      </w:pPr>
-      <w:r>
+        <w:spacing w:before="60" w:line="190"/>
+      </w:pPr>
+      <w:r>
+        <w:rPr>
+          <w:sz w:val="16"/>
+          <w:szCs w:val="16"/>
+        </w:rPr>
         <w:t xml:space="preserve">Datos del mapa: MapMaker catalogue (US territorial acquisitions); RESOLVE Ecoregions 2017, via Esri (MapMaker catalogue); U.S. Geological Survey Watershed Boundary Dataset, via Esri (MapMaker catalogue); National Park Service, Lewis and Clark National Historic Trail; National Park Service, from Robert Bergantino, Montana Bureau of Mines and Geology.</w:t>
       </w:r>
     </w:p>
@@ -528,7 +842,7 @@
       <w:pStyle w:val="Credits"/>
     </w:pPr>
     <w:r>
-      <w:t xml:space="preserve">La compra de Luisiana y el Cuerpo de Descubrimiento, 1803–1806, 0.5.0.</w:t>
+      <w:t xml:space="preserve">La compra de Luisiana y el Cuerpo de Descubrimiento, 1803–1806, 0.6.0.</w:t>
     </w:r>
   </w:p>
 </w:ftr>

--- a/resources/dist/sheets/louisiana-purchase-1803-1806-student-sheet-es.docx
+++ b/resources/dist/sheets/louisiana-purchase-1803-1806-student-sheet-es.docx
@@ -64,7 +64,7 @@
         </w:rPr>
         <w:t xml:space="preserve">Abre el mapa en MapMaker: </w:t>
       </w:r>
-      <w:hyperlink w:history="1" r:id="rIdmnhh4j8wyfudrnw7u3dg1">
+      <w:hyperlink w:history="1" r:id="rIdyzyjpppa5ivhht_yw8ivx">
         <w:r>
           <w:rPr>
             <w:i/>
@@ -842,7 +842,7 @@
       <w:pStyle w:val="Credits"/>
     </w:pPr>
     <w:r>
-      <w:t xml:space="preserve">La compra de Luisiana y el Cuerpo de Descubrimiento, 1803–1806, 0.6.0.</w:t>
+      <w:t xml:space="preserve">La compra de Luisiana y el Cuerpo de Descubrimiento, 1803–1806, 0.7.0.</w:t>
     </w:r>
   </w:p>
 </w:ftr>

--- a/resources/dist/sheets/louisiana-purchase-1803-1806-student-sheet-es.docx
+++ b/resources/dist/sheets/louisiana-purchase-1803-1806-student-sheet-es.docx
@@ -64,7 +64,7 @@
         </w:rPr>
         <w:t xml:space="preserve">Abre el mapa en MapMaker: </w:t>
       </w:r>
-      <w:hyperlink w:history="1" r:id="rIdyzyjpppa5ivhht_yw8ivx">
+      <w:hyperlink w:history="1" r:id="rIdcig74f0jyg6rjikw8onab">
         <w:r>
           <w:rPr>
             <w:i/>

--- a/resources/dist/sheets/louisiana-purchase-1803-1806-student-sheet-es.docx
+++ b/resources/dist/sheets/louisiana-purchase-1803-1806-student-sheet-es.docx
@@ -64,7 +64,7 @@
         </w:rPr>
         <w:t xml:space="preserve">Abre el mapa en MapMaker: </w:t>
       </w:r>
-      <w:hyperlink w:history="1" r:id="rIdcig74f0jyg6rjikw8onab">
+      <w:hyperlink w:history="1" r:id="rIdpnl1hx5cz7sldddjfeuul">
         <w:r>
           <w:rPr>
             <w:i/>

--- a/resources/dist/sheets/louisiana-purchase-1803-1806-student-sheet-es.docx
+++ b/resources/dist/sheets/louisiana-purchase-1803-1806-student-sheet-es.docx
@@ -62,9 +62,9 @@
           <w:i/>
           <w:iCs/>
         </w:rPr>
-        <w:t xml:space="preserve">Abre el mapa en MapMaker: </w:t>
-      </w:r>
-      <w:hyperlink w:history="1" r:id="rIdpnl1hx5cz7sldddjfeuul">
+        <w:t xml:space="preserve">Abre el mapa: </w:t>
+      </w:r>
+      <w:hyperlink w:history="1" r:id="rIdcu8mpizgffjuakq8n7uyh">
         <w:r>
           <w:rPr>
             <w:i/>
@@ -82,7 +82,7 @@
         <w:spacing w:after="160"/>
       </w:pPr>
       <w:r>
-        <w:t xml:space="preserve">Dirección del mapa: https://mpmkr.maps.arcgis.com/apps/instant/atlas/index.html?appid=0cd1cdee853c413a84bfe4b9a6931f0d&amp;webmap=f8af7269e5c14e69b060d6184d04ff85</w:t>
+        <w:t xml:space="preserve">Dirección del mapa: https://www.arcgis.com/apps/instant/atlas/index.html?appid=0cd1cdee853c413a84bfe4b9a6931f0d&amp;webmap=f8af7269e5c14e69b060d6184d04ff85</w:t>
       </w:r>
     </w:p>
     <w:p>

--- a/resources/dist/sheets/louisiana-purchase-1803-1806-student-sheet-es.docx
+++ b/resources/dist/sheets/louisiana-purchase-1803-1806-student-sheet-es.docx
@@ -64,7 +64,7 @@
         </w:rPr>
         <w:t xml:space="preserve">Abre el mapa: </w:t>
       </w:r>
-      <w:hyperlink w:history="1" r:id="rIdcu8mpizgffjuakq8n7uyh">
+      <w:hyperlink w:history="1" r:id="rId4te_klpqcv7jrhqvtpzrb">
         <w:r>
           <w:rPr>
             <w:i/>

--- a/resources/dist/sheets/louisiana-purchase-1803-1806-student-sheet-es.docx
+++ b/resources/dist/sheets/louisiana-purchase-1803-1806-student-sheet-es.docx
@@ -64,7 +64,7 @@
         </w:rPr>
         <w:t xml:space="preserve">Abre el mapa: </w:t>
       </w:r>
-      <w:hyperlink w:history="1" r:id="rId4te_klpqcv7jrhqvtpzrb">
+      <w:hyperlink w:history="1" r:id="rIdajitozxlhf2gnxzq7x3uq">
         <w:r>
           <w:rPr>
             <w:i/>

--- a/resources/dist/sheets/louisiana-purchase-1803-1806-student-sheet-es.docx
+++ b/resources/dist/sheets/louisiana-purchase-1803-1806-student-sheet-es.docx
@@ -64,7 +64,7 @@
         </w:rPr>
         <w:t xml:space="preserve">Abre el mapa: </w:t>
       </w:r>
-      <w:hyperlink w:history="1" r:id="rIdajitozxlhf2gnxzq7x3uq">
+      <w:hyperlink w:history="1" r:id="rIdpqsvsj8tmb3gavb9zhsjp">
         <w:r>
           <w:rPr>
             <w:i/>
@@ -842,7 +842,7 @@
       <w:pStyle w:val="Credits"/>
     </w:pPr>
     <w:r>
-      <w:t xml:space="preserve">La compra de Luisiana y el Cuerpo de Descubrimiento, 1803–1806, 0.7.0.</w:t>
+      <w:t xml:space="preserve">La compra de Luisiana y el Cuerpo de Descubrimiento, 1803–1806, 0.7.1.</w:t>
     </w:r>
   </w:p>
 </w:ftr>

--- a/resources/dist/sheets/louisiana-purchase-1803-1806-student-sheet-es.docx
+++ b/resources/dist/sheets/louisiana-purchase-1803-1806-student-sheet-es.docx
@@ -55,7 +55,7 @@
     </w:p>
     <w:p>
       <w:pPr>
-        <w:spacing w:after="40"/>
+        <w:spacing w:after="160"/>
       </w:pPr>
       <w:r>
         <w:rPr>
@@ -64,7 +64,7 @@
         </w:rPr>
         <w:t xml:space="preserve">Abre el mapa: </w:t>
       </w:r>
-      <w:hyperlink w:history="1" r:id="rIdpqsvsj8tmb3gavb9zhsjp">
+      <w:hyperlink w:history="1" r:id="rIdddcg2zibrraog-7g9x372">
         <w:r>
           <w:rPr>
             <w:i/>
@@ -78,15 +78,6 @@
     </w:p>
     <w:p>
       <w:pPr>
-        <w:pStyle w:val="Credits"/>
-        <w:spacing w:after="160"/>
-      </w:pPr>
-      <w:r>
-        <w:t xml:space="preserve">Dirección del mapa: https://www.arcgis.com/apps/instant/atlas/index.html?appid=0cd1cdee853c413a84bfe4b9a6931f0d&amp;webmap=f8af7269e5c14e69b060d6184d04ff85</w:t>
-      </w:r>
-    </w:p>
-    <w:p>
-      <w:pPr>
         <w:pStyle w:val="Heading2"/>
         <w:spacing w:after="20" w:before="80"/>
       </w:pPr>
@@ -768,19 +759,6 @@
       </w:pPr>
       <w:r>
         <w:t xml:space="preserve"/>
-      </w:r>
-    </w:p>
-    <w:p>
-      <w:pPr>
-        <w:pStyle w:val="Credits"/>
-        <w:spacing w:before="60" w:line="190"/>
-      </w:pPr>
-      <w:r>
-        <w:rPr>
-          <w:sz w:val="16"/>
-          <w:szCs w:val="16"/>
-        </w:rPr>
-        <w:t xml:space="preserve">Datos del mapa: MapMaker catalogue (US territorial acquisitions); RESOLVE Ecoregions 2017, via Esri (MapMaker catalogue); U.S. Geological Survey Watershed Boundary Dataset, via Esri (MapMaker catalogue); National Park Service, Lewis and Clark National Historic Trail; National Park Service, from Robert Bergantino, Montana Bureau of Mines and Geology.</w:t>
       </w:r>
     </w:p>
     <w:sectPr>

--- a/resources/dist/sheets/louisiana-purchase-1803-1806-student-sheet-es.docx
+++ b/resources/dist/sheets/louisiana-purchase-1803-1806-student-sheet-es.docx
@@ -64,7 +64,7 @@
         </w:rPr>
         <w:t xml:space="preserve">Abre el mapa: </w:t>
       </w:r>
-      <w:hyperlink w:history="1" r:id="rIdddcg2zibrraog-7g9x372">
+      <w:hyperlink w:history="1" r:id="rIdi6opz-sjthsuzm71bhgve">
         <w:r>
           <w:rPr>
             <w:i/>

--- a/resources/dist/sheets/louisiana-purchase-1803-1806-student-sheet-es.docx
+++ b/resources/dist/sheets/louisiana-purchase-1803-1806-student-sheet-es.docx
@@ -64,7 +64,7 @@
         </w:rPr>
         <w:t xml:space="preserve">Abre el mapa: </w:t>
       </w:r>
-      <w:hyperlink w:history="1" r:id="rIdi6opz-sjthsuzm71bhgve">
+      <w:hyperlink w:history="1" r:id="rIdtwtf27eobyy5yhszpd7qp">
         <w:r>
           <w:rPr>
             <w:i/>
@@ -820,7 +820,7 @@
       <w:pStyle w:val="Credits"/>
     </w:pPr>
     <w:r>
-      <w:t xml:space="preserve">La compra de Luisiana y el Cuerpo de Descubrimiento, 1803–1806, 0.7.1.</w:t>
+      <w:t xml:space="preserve">La compra de Luisiana y el Cuerpo de Descubrimiento, 1803–1806, 0.7.2.</w:t>
     </w:r>
   </w:p>
 </w:ftr>

--- a/resources/dist/sheets/louisiana-purchase-1803-1806-student-sheet-es.docx
+++ b/resources/dist/sheets/louisiana-purchase-1803-1806-student-sheet-es.docx
@@ -64,7 +64,7 @@
         </w:rPr>
         <w:t xml:space="preserve">Abre el mapa: </w:t>
       </w:r>
-      <w:hyperlink w:history="1" r:id="rIdtwtf27eobyy5yhszpd7qp">
+      <w:hyperlink w:history="1" r:id="rIdaq_ahyytafqo3z59a13lm">
         <w:r>
           <w:rPr>
             <w:i/>

--- a/resources/dist/sheets/louisiana-purchase-1803-1806-student-sheet-es.docx
+++ b/resources/dist/sheets/louisiana-purchase-1803-1806-student-sheet-es.docx
@@ -64,7 +64,7 @@
         </w:rPr>
         <w:t xml:space="preserve">Abre el mapa: </w:t>
       </w:r>
-      <w:hyperlink w:history="1" r:id="rIdaq_ahyytafqo3z59a13lm">
+      <w:hyperlink w:history="1" r:id="rIdqlet9yqlif9meqgxbykdf">
         <w:r>
           <w:rPr>
             <w:i/>

--- a/resources/dist/sheets/louisiana-purchase-1803-1806-student-sheet-es.docx
+++ b/resources/dist/sheets/louisiana-purchase-1803-1806-student-sheet-es.docx
@@ -64,7 +64,7 @@
         </w:rPr>
         <w:t xml:space="preserve">Abre el mapa: </w:t>
       </w:r>
-      <w:hyperlink w:history="1" r:id="rIdqlet9yqlif9meqgxbykdf">
+      <w:hyperlink w:history="1" r:id="rIdsapv4swl5_miqnzjldhfa">
         <w:r>
           <w:rPr>
             <w:i/>
